--- a/pr-preview/pr-315/index.docx
+++ b/pr-preview/pr-315/index.docx
@@ -15,10 +15,10 @@
         <w:pStyle w:val="Date"/>
       </w:pPr>
       <w:r>
-        <w:t xml:space="preserve">Last modified: 2026-10-15 14:00:34 (PDT)</w:t>
-      </w:r>
-    </w:p>
-    <w:bookmarkStart w:id="23" w:name="welcome"/>
+        <w:t xml:space="preserve">Last modified: 2026-10-15 19:42:35 (PDT)</w:t>
+      </w:r>
+    </w:p>
+    <w:bookmarkStart w:id="27" w:name="welcome"/>
     <w:p>
       <w:pPr>
         <w:pStyle w:val="Heading2"/>
@@ -122,7 +122,7 @@
         <w:t xml:space="preserve"> </w:t>
       </w:r>
       <w:r>
-        <w:t xml:space="preserve">common symbols, natural numbers, the percent sign,</w:t>
+        <w:t xml:space="preserve">common symbols</w:t>
       </w:r>
       <w:r>
         <w:t xml:space="preserve"> </w:t>
@@ -144,7 +144,7 @@
           <w:rPr>
             <w:rStyle w:val="Hyperlink"/>
           </w:rPr>
-          <w:t xml:space="preserve">Sets and Functions</w:t>
+          <w:t xml:space="preserve">Number Systems</w:t>
         </w:r>
       </w:hyperlink>
       <w:r>
@@ -154,25 +154,13 @@
         <w:t xml:space="preserve"> </w:t>
       </w:r>
       <w:r>
-        <w:t xml:space="preserve">sets, subsets and supersets, the empty set,</w:t>
-      </w:r>
-      <w:r>
-        <w:t xml:space="preserve"> </w:t>
-      </w:r>
-      <w:r>
-        <w:t xml:space="preserve">unions, intersections, and set differences, countable sets,</w:t>
-      </w:r>
-      <w:r>
-        <w:t xml:space="preserve"> </w:t>
-      </w:r>
-      <w:r>
-        <w:t xml:space="preserve">functions with their domains, codomains, and images,</w:t>
-      </w:r>
-      <w:r>
-        <w:t xml:space="preserve"> </w:t>
-      </w:r>
-      <w:r>
-        <w:t xml:space="preserve">and the extended non-negative real numbers</w:t>
+        <w:t xml:space="preserve">the integers, natural numbers, even and odd numbers,</w:t>
+      </w:r>
+      <w:r>
+        <w:t xml:space="preserve"> </w:t>
+      </w:r>
+      <w:r>
+        <w:t xml:space="preserve">and the rational, real, and irrational numbers</w:t>
       </w:r>
     </w:p>
     <w:p>
@@ -188,7 +176,27 @@
           <w:rPr>
             <w:rStyle w:val="Hyperlink"/>
           </w:rPr>
-          <w:t xml:space="preserve">Algebra</w:t>
+          <w:t xml:space="preserve">Sets and Functions</w:t>
+        </w:r>
+      </w:hyperlink>
+      <w:r>
+        <w:t xml:space="preserve">, on three pages:</w:t>
+      </w:r>
+    </w:p>
+    <w:p>
+      <w:pPr>
+        <w:pStyle w:val="Compact"/>
+        <w:numPr>
+          <w:ilvl w:val="1"/>
+          <w:numId w:val="1002"/>
+        </w:numPr>
+      </w:pPr>
+      <w:hyperlink r:id="rId12">
+        <w:r>
+          <w:rPr>
+            <w:rStyle w:val="Hyperlink"/>
+          </w:rPr>
+          <w:t xml:space="preserve">Sets</w:t>
         </w:r>
       </w:hyperlink>
       <w:r>
@@ -198,27 +206,71 @@
         <w:t xml:space="preserve"> </w:t>
       </w:r>
       <w:r>
-        <w:t xml:space="preserve">equalities and</w:t>
-      </w:r>
-      <w:r>
-        <w:t xml:space="preserve"> </w:t>
-      </w:r>
-      <w:hyperlink r:id="rId12">
-        <w:r>
-          <w:rPr>
-            <w:rStyle w:val="Hyperlink"/>
-          </w:rPr>
-          <w:t xml:space="preserve">inequalities</w:t>
-        </w:r>
-      </w:hyperlink>
-      <w:r>
-        <w:t xml:space="preserve">, infimum and supremum,</w:t>
-      </w:r>
-      <w:r>
-        <w:t xml:space="preserve"> </w:t>
-      </w:r>
-      <w:r>
-        <w:t xml:space="preserve">sums, products, quotients, limits of sums, notational shorthands, exponentials and logarithms</w:t>
+        <w:t xml:space="preserve">sets, subsets and supersets, the empty set,</w:t>
+      </w:r>
+      <w:r>
+        <w:t xml:space="preserve"> </w:t>
+      </w:r>
+      <w:r>
+        <w:t xml:space="preserve">unions, intersections, and set differences,</w:t>
+      </w:r>
+      <w:r>
+        <w:t xml:space="preserve"> </w:t>
+      </w:r>
+      <w:r>
+        <w:t xml:space="preserve">and the extended non-negative real numbers</w:t>
+      </w:r>
+    </w:p>
+    <w:p>
+      <w:pPr>
+        <w:pStyle w:val="Compact"/>
+        <w:numPr>
+          <w:ilvl w:val="1"/>
+          <w:numId w:val="1002"/>
+        </w:numPr>
+      </w:pPr>
+      <w:hyperlink r:id="rId13">
+        <w:r>
+          <w:rPr>
+            <w:rStyle w:val="Hyperlink"/>
+          </w:rPr>
+          <w:t xml:space="preserve">Functions</w:t>
+        </w:r>
+      </w:hyperlink>
+      <w:r>
+        <w:t xml:space="preserve">:</w:t>
+      </w:r>
+      <w:r>
+        <w:t xml:space="preserve"> </w:t>
+      </w:r>
+      <w:r>
+        <w:t xml:space="preserve">functions with their domains, codomains, and images, sequences, and countable sets</w:t>
+      </w:r>
+    </w:p>
+    <w:p>
+      <w:pPr>
+        <w:pStyle w:val="Compact"/>
+        <w:numPr>
+          <w:ilvl w:val="1"/>
+          <w:numId w:val="1002"/>
+        </w:numPr>
+      </w:pPr>
+      <w:hyperlink r:id="rId14">
+        <w:r>
+          <w:rPr>
+            <w:rStyle w:val="Hyperlink"/>
+          </w:rPr>
+          <w:t xml:space="preserve">Expressions and Algorithms</w:t>
+        </w:r>
+      </w:hyperlink>
+      <w:r>
+        <w:t xml:space="preserve">:</w:t>
+      </w:r>
+      <w:r>
+        <w:t xml:space="preserve"> </w:t>
+      </w:r>
+      <w:r>
+        <w:t xml:space="preserve">expressions, parse trees, and algorithms</w:t>
       </w:r>
     </w:p>
     <w:p>
@@ -229,7 +281,53 @@
           <w:numId w:val="1001"/>
         </w:numPr>
       </w:pPr>
-      <w:hyperlink r:id="rId13">
+      <w:hyperlink r:id="rId15">
+        <w:r>
+          <w:rPr>
+            <w:rStyle w:val="Hyperlink"/>
+          </w:rPr>
+          <w:t xml:space="preserve">Algebra</w:t>
+        </w:r>
+      </w:hyperlink>
+      <w:r>
+        <w:t xml:space="preserve">:</w:t>
+      </w:r>
+      <w:r>
+        <w:t xml:space="preserve"> </w:t>
+      </w:r>
+      <w:r>
+        <w:t xml:space="preserve">equalities and</w:t>
+      </w:r>
+      <w:r>
+        <w:t xml:space="preserve"> </w:t>
+      </w:r>
+      <w:hyperlink r:id="rId16">
+        <w:r>
+          <w:rPr>
+            <w:rStyle w:val="Hyperlink"/>
+          </w:rPr>
+          <w:t xml:space="preserve">inequalities</w:t>
+        </w:r>
+      </w:hyperlink>
+      <w:r>
+        <w:t xml:space="preserve">, infimum and supremum,</w:t>
+      </w:r>
+      <w:r>
+        <w:t xml:space="preserve"> </w:t>
+      </w:r>
+      <w:r>
+        <w:t xml:space="preserve">percent, sums, products, quotients, limits of sums, notational shorthands, exponentials and logarithms</w:t>
+      </w:r>
+    </w:p>
+    <w:p>
+      <w:pPr>
+        <w:pStyle w:val="Compact"/>
+        <w:numPr>
+          <w:ilvl w:val="0"/>
+          <w:numId w:val="1001"/>
+        </w:numPr>
+      </w:pPr>
+      <w:hyperlink r:id="rId17">
         <w:r>
           <w:rPr>
             <w:rStyle w:val="Hyperlink"/>
@@ -266,7 +364,7 @@
           <w:numId w:val="1001"/>
         </w:numPr>
       </w:pPr>
-      <w:hyperlink r:id="rId14">
+      <w:hyperlink r:id="rId18">
         <w:r>
           <w:rPr>
             <w:rStyle w:val="Hyperlink"/>
@@ -292,7 +390,7 @@
       <w:r>
         <w:t xml:space="preserve"> </w:t>
       </w:r>
-      <w:hyperlink r:id="rId15">
+      <w:hyperlink r:id="rId19">
         <w:r>
           <w:rPr>
             <w:rStyle w:val="Hyperlink"/>
@@ -306,7 +404,7 @@
       <w:r>
         <w:t xml:space="preserve"> </w:t>
       </w:r>
-      <w:hyperlink r:id="rId16">
+      <w:hyperlink r:id="rId20">
         <w:r>
           <w:rPr>
             <w:rStyle w:val="Hyperlink"/>
@@ -326,7 +424,7 @@
       <w:r>
         <w:t xml:space="preserve"> </w:t>
       </w:r>
-      <w:hyperlink r:id="rId17">
+      <w:hyperlink r:id="rId21">
         <w:r>
           <w:rPr>
             <w:rStyle w:val="Hyperlink"/>
@@ -355,7 +453,7 @@
           <w:numId w:val="1001"/>
         </w:numPr>
       </w:pPr>
-      <w:hyperlink r:id="rId18">
+      <w:hyperlink r:id="rId22">
         <w:r>
           <w:rPr>
             <w:rStyle w:val="Hyperlink"/>
@@ -393,7 +491,7 @@
           <w:numId w:val="1001"/>
         </w:numPr>
       </w:pPr>
-      <w:hyperlink r:id="rId19">
+      <w:hyperlink r:id="rId23">
         <w:r>
           <w:rPr>
             <w:rStyle w:val="Hyperlink"/>
@@ -425,7 +523,7 @@
           <w:numId w:val="1001"/>
         </w:numPr>
       </w:pPr>
-      <w:hyperlink r:id="rId20">
+      <w:hyperlink r:id="rId24">
         <w:r>
           <w:rPr>
             <w:rStyle w:val="Hyperlink"/>
@@ -457,7 +555,7 @@
           <w:numId w:val="1001"/>
         </w:numPr>
       </w:pPr>
-      <w:hyperlink r:id="rId21">
+      <w:hyperlink r:id="rId25">
         <w:r>
           <w:rPr>
             <w:rStyle w:val="Hyperlink"/>
@@ -477,7 +575,7 @@
       <w:r>
         <w:t xml:space="preserve"> </w:t>
       </w:r>
-      <w:hyperlink r:id="rId22">
+      <w:hyperlink r:id="rId26">
         <w:r>
           <w:rPr>
             <w:rStyle w:val="Hyperlink"/>
@@ -486,8 +584,8 @@
         </w:r>
       </w:hyperlink>
     </w:p>
-    <w:bookmarkEnd w:id="23"/>
-    <w:bookmarkStart w:id="33" w:name="further-reading"/>
+    <w:bookmarkEnd w:id="27"/>
+    <w:bookmarkStart w:id="37" w:name="further-reading"/>
     <w:p>
       <w:pPr>
         <w:pStyle w:val="Heading2"/>
@@ -508,10 +606,10 @@
       <w:pPr>
         <w:numPr>
           <w:ilvl w:val="0"/>
-          <w:numId w:val="1002"/>
+          <w:numId w:val="1003"/>
         </w:numPr>
       </w:pPr>
-      <w:hyperlink r:id="rId24">
+      <w:hyperlink r:id="rId28">
         <w:r>
           <w:rPr>
             <w:rStyle w:val="Hyperlink"/>
@@ -584,10 +682,10 @@
       <w:pPr>
         <w:numPr>
           <w:ilvl w:val="0"/>
-          <w:numId w:val="1002"/>
+          <w:numId w:val="1003"/>
         </w:numPr>
       </w:pPr>
-      <w:hyperlink r:id="rId25">
+      <w:hyperlink r:id="rId29">
         <w:r>
           <w:rPr>
             <w:rStyle w:val="Hyperlink"/>
@@ -616,7 +714,7 @@
       <w:r>
         <w:t xml:space="preserve"> </w:t>
       </w:r>
-      <w:hyperlink r:id="rId26">
+      <w:hyperlink r:id="rId30">
         <w:r>
           <w:rPr>
             <w:rStyle w:val="Hyperlink"/>
@@ -642,7 +740,7 @@
       <w:r>
         <w:t xml:space="preserve"> </w:t>
       </w:r>
-      <w:hyperlink r:id="rId27">
+      <w:hyperlink r:id="rId31">
         <w:r>
           <w:rPr>
             <w:rStyle w:val="Hyperlink"/>
@@ -677,7 +775,7 @@
       <w:r>
         <w:t xml:space="preserve"> </w:t>
       </w:r>
-      <w:hyperlink r:id="rId18">
+      <w:hyperlink r:id="rId22">
         <w:r>
           <w:rPr>
             <w:rStyle w:val="Hyperlink"/>
@@ -694,7 +792,7 @@
       <w:r>
         <w:t xml:space="preserve"> </w:t>
       </w:r>
-      <w:hyperlink r:id="rId19">
+      <w:hyperlink r:id="rId23">
         <w:r>
           <w:rPr>
             <w:rStyle w:val="Hyperlink"/>
@@ -713,10 +811,10 @@
       <w:pPr>
         <w:numPr>
           <w:ilvl w:val="0"/>
-          <w:numId w:val="1002"/>
+          <w:numId w:val="1003"/>
         </w:numPr>
       </w:pPr>
-      <w:hyperlink r:id="rId28">
+      <w:hyperlink r:id="rId32">
         <w:r>
           <w:rPr>
             <w:rStyle w:val="Hyperlink"/>
@@ -751,7 +849,7 @@
       <w:r>
         <w:t xml:space="preserve"> </w:t>
       </w:r>
-      <w:hyperlink r:id="rId14">
+      <w:hyperlink r:id="rId18">
         <w:r>
           <w:rPr>
             <w:rStyle w:val="Hyperlink"/>
@@ -768,7 +866,7 @@
       <w:r>
         <w:t xml:space="preserve"> </w:t>
       </w:r>
-      <w:hyperlink r:id="rId19">
+      <w:hyperlink r:id="rId23">
         <w:r>
           <w:rPr>
             <w:rStyle w:val="Hyperlink"/>
@@ -793,10 +891,10 @@
       <w:pPr>
         <w:numPr>
           <w:ilvl w:val="0"/>
-          <w:numId w:val="1002"/>
+          <w:numId w:val="1003"/>
         </w:numPr>
       </w:pPr>
-      <w:hyperlink r:id="rId29">
+      <w:hyperlink r:id="rId33">
         <w:r>
           <w:rPr>
             <w:rStyle w:val="Hyperlink"/>
@@ -822,10 +920,10 @@
         <w:pStyle w:val="Compact"/>
         <w:numPr>
           <w:ilvl w:val="1"/>
-          <w:numId w:val="1003"/>
+          <w:numId w:val="1004"/>
         </w:numPr>
       </w:pPr>
-      <w:hyperlink r:id="rId30">
+      <w:hyperlink r:id="rId34">
         <w:r>
           <w:rPr>
             <w:rStyle w:val="Hyperlink"/>
@@ -842,7 +940,7 @@
       <w:r>
         <w:t xml:space="preserve"> </w:t>
       </w:r>
-      <w:hyperlink r:id="rId18">
+      <w:hyperlink r:id="rId22">
         <w:r>
           <w:rPr>
             <w:rStyle w:val="Hyperlink"/>
@@ -862,10 +960,10 @@
         <w:pStyle w:val="Compact"/>
         <w:numPr>
           <w:ilvl w:val="1"/>
-          <w:numId w:val="1003"/>
+          <w:numId w:val="1004"/>
         </w:numPr>
       </w:pPr>
-      <w:hyperlink r:id="rId31">
+      <w:hyperlink r:id="rId35">
         <w:r>
           <w:rPr>
             <w:rStyle w:val="Hyperlink"/>
@@ -882,7 +980,7 @@
       <w:r>
         <w:t xml:space="preserve"> </w:t>
       </w:r>
-      <w:hyperlink r:id="rId14">
+      <w:hyperlink r:id="rId18">
         <w:r>
           <w:rPr>
             <w:rStyle w:val="Hyperlink"/>
@@ -902,10 +1000,10 @@
         <w:pStyle w:val="Compact"/>
         <w:numPr>
           <w:ilvl w:val="1"/>
-          <w:numId w:val="1003"/>
+          <w:numId w:val="1004"/>
         </w:numPr>
       </w:pPr>
-      <w:hyperlink r:id="rId32">
+      <w:hyperlink r:id="rId36">
         <w:r>
           <w:rPr>
             <w:rStyle w:val="Hyperlink"/>
@@ -922,7 +1020,7 @@
       <w:r>
         <w:t xml:space="preserve"> </w:t>
       </w:r>
-      <w:hyperlink r:id="rId19">
+      <w:hyperlink r:id="rId23">
         <w:r>
           <w:rPr>
             <w:rStyle w:val="Hyperlink"/>
@@ -939,7 +1037,7 @@
       <w:r>
         <w:t xml:space="preserve"> </w:t>
       </w:r>
-      <w:hyperlink r:id="rId20">
+      <w:hyperlink r:id="rId24">
         <w:r>
           <w:rPr>
             <w:rStyle w:val="Hyperlink"/>
@@ -954,8 +1052,8 @@
         <w:t xml:space="preserve">pages.</w:t>
       </w:r>
     </w:p>
-    <w:bookmarkEnd w:id="33"/>
-    <w:bookmarkStart w:id="34" w:name="using-these-notes-in-another-site"/>
+    <w:bookmarkEnd w:id="37"/>
+    <w:bookmarkStart w:id="38" w:name="using-these-notes-in-another-site"/>
     <w:p>
       <w:pPr>
         <w:pStyle w:val="Heading2"/>
@@ -1149,7 +1247,7 @@
                 <w:rPr>
                   <w:rStyle w:val="Hyperlink"/>
                 </w:rPr>
-                <w:t xml:space="preserve">Sets and Functions</w:t>
+                <w:t xml:space="preserve">Number Systems</w:t>
               </w:r>
             </w:hyperlink>
           </w:p>
@@ -1164,7 +1262,7 @@
               <w:rPr>
                 <w:rStyle w:val="VerbatimChar"/>
               </w:rPr>
-              <w:t xml:space="preserve">mds/_sets-functions.qmd</w:t>
+              <w:t xml:space="preserve">mds/_number-systems.qmd</w:t>
             </w:r>
           </w:p>
         </w:tc>
@@ -1176,7 +1274,103 @@
             <w:pPr>
               <w:pStyle w:val="Compact"/>
             </w:pPr>
-            <w:hyperlink r:id="rId11">
+            <w:hyperlink r:id="rId12">
+              <w:r>
+                <w:rPr>
+                  <w:rStyle w:val="Hyperlink"/>
+                </w:rPr>
+                <w:t xml:space="preserve">Sets</w:t>
+              </w:r>
+            </w:hyperlink>
+          </w:p>
+        </w:tc>
+        <w:tc>
+          <w:tcPr/>
+          <w:p>
+            <w:pPr>
+              <w:pStyle w:val="Compact"/>
+            </w:pPr>
+            <w:r>
+              <w:rPr>
+                <w:rStyle w:val="VerbatimChar"/>
+              </w:rPr>
+              <w:t xml:space="preserve">mds/_sets.qmd</w:t>
+            </w:r>
+          </w:p>
+        </w:tc>
+      </w:tr>
+      <w:tr>
+        <w:tc>
+          <w:tcPr/>
+          <w:p>
+            <w:pPr>
+              <w:pStyle w:val="Compact"/>
+            </w:pPr>
+            <w:hyperlink r:id="rId13">
+              <w:r>
+                <w:rPr>
+                  <w:rStyle w:val="Hyperlink"/>
+                </w:rPr>
+                <w:t xml:space="preserve">Functions</w:t>
+              </w:r>
+            </w:hyperlink>
+          </w:p>
+        </w:tc>
+        <w:tc>
+          <w:tcPr/>
+          <w:p>
+            <w:pPr>
+              <w:pStyle w:val="Compact"/>
+            </w:pPr>
+            <w:r>
+              <w:rPr>
+                <w:rStyle w:val="VerbatimChar"/>
+              </w:rPr>
+              <w:t xml:space="preserve">mds/_functions.qmd</w:t>
+            </w:r>
+          </w:p>
+        </w:tc>
+      </w:tr>
+      <w:tr>
+        <w:tc>
+          <w:tcPr/>
+          <w:p>
+            <w:pPr>
+              <w:pStyle w:val="Compact"/>
+            </w:pPr>
+            <w:hyperlink r:id="rId14">
+              <w:r>
+                <w:rPr>
+                  <w:rStyle w:val="Hyperlink"/>
+                </w:rPr>
+                <w:t xml:space="preserve">Expressions and Algorithms</w:t>
+              </w:r>
+            </w:hyperlink>
+          </w:p>
+        </w:tc>
+        <w:tc>
+          <w:tcPr/>
+          <w:p>
+            <w:pPr>
+              <w:pStyle w:val="Compact"/>
+            </w:pPr>
+            <w:r>
+              <w:rPr>
+                <w:rStyle w:val="VerbatimChar"/>
+              </w:rPr>
+              <w:t xml:space="preserve">mds/_expressions-algorithms.qmd</w:t>
+            </w:r>
+          </w:p>
+        </w:tc>
+      </w:tr>
+      <w:tr>
+        <w:tc>
+          <w:tcPr/>
+          <w:p>
+            <w:pPr>
+              <w:pStyle w:val="Compact"/>
+            </w:pPr>
+            <w:hyperlink r:id="rId15">
               <w:r>
                 <w:rPr>
                   <w:rStyle w:val="Hyperlink"/>
@@ -1208,7 +1402,7 @@
             <w:pPr>
               <w:pStyle w:val="Compact"/>
             </w:pPr>
-            <w:hyperlink r:id="rId13">
+            <w:hyperlink r:id="rId17">
               <w:r>
                 <w:rPr>
                   <w:rStyle w:val="Hyperlink"/>
@@ -1240,7 +1434,7 @@
             <w:pPr>
               <w:pStyle w:val="Compact"/>
             </w:pPr>
-            <w:hyperlink r:id="rId14">
+            <w:hyperlink r:id="rId18">
               <w:r>
                 <w:rPr>
                   <w:rStyle w:val="Hyperlink"/>
@@ -1296,7 +1490,7 @@
             <w:pPr>
               <w:pStyle w:val="Compact"/>
             </w:pPr>
-            <w:hyperlink r:id="rId18">
+            <w:hyperlink r:id="rId22">
               <w:r>
                 <w:rPr>
                   <w:rStyle w:val="Hyperlink"/>
@@ -1328,7 +1522,7 @@
             <w:pPr>
               <w:pStyle w:val="Compact"/>
             </w:pPr>
-            <w:hyperlink r:id="rId19">
+            <w:hyperlink r:id="rId23">
               <w:r>
                 <w:rPr>
                   <w:rStyle w:val="Hyperlink"/>
@@ -1360,7 +1554,7 @@
             <w:pPr>
               <w:pStyle w:val="Compact"/>
             </w:pPr>
-            <w:hyperlink r:id="rId20">
+            <w:hyperlink r:id="rId24">
               <w:r>
                 <w:rPr>
                   <w:rStyle w:val="Hyperlink"/>
@@ -1392,7 +1586,7 @@
             <w:pPr>
               <w:pStyle w:val="Compact"/>
             </w:pPr>
-            <w:hyperlink r:id="rId21">
+            <w:hyperlink r:id="rId25">
               <w:r>
                 <w:rPr>
                   <w:rStyle w:val="Hyperlink"/>
@@ -1438,7 +1632,43 @@
         <w:rPr>
           <w:rStyle w:val="VerbatimChar"/>
         </w:rPr>
-        <w:t xml:space="preserve">_sets-functions.qmd</w:t>
+        <w:t xml:space="preserve">_number-systems.qmd</w:t>
+      </w:r>
+      <w:r>
+        <w:t xml:space="preserve">,</w:t>
+      </w:r>
+      <w:r>
+        <w:t xml:space="preserve"> </w:t>
+      </w:r>
+      <w:r>
+        <w:rPr>
+          <w:rStyle w:val="VerbatimChar"/>
+        </w:rPr>
+        <w:t xml:space="preserve">_sets.qmd</w:t>
+      </w:r>
+      <w:r>
+        <w:t xml:space="preserve">,</w:t>
+      </w:r>
+      <w:r>
+        <w:t xml:space="preserve"> </w:t>
+      </w:r>
+      <w:r>
+        <w:rPr>
+          <w:rStyle w:val="VerbatimChar"/>
+        </w:rPr>
+        <w:t xml:space="preserve">_functions.qmd</w:t>
+      </w:r>
+      <w:r>
+        <w:t xml:space="preserve">,</w:t>
+      </w:r>
+      <w:r>
+        <w:t xml:space="preserve"> </w:t>
+      </w:r>
+      <w:r>
+        <w:rPr>
+          <w:rStyle w:val="VerbatimChar"/>
+        </w:rPr>
+        <w:t xml:space="preserve">_expressions-algorithms.qmd</w:t>
       </w:r>
       <w:r>
         <w:t xml:space="preserve">,</w:t>
@@ -1578,8 +1808,8 @@
         <w:t xml:space="preserve">.</w:t>
       </w:r>
     </w:p>
-    <w:bookmarkEnd w:id="34"/>
-    <w:bookmarkStart w:id="38" w:name="references"/>
+    <w:bookmarkEnd w:id="38"/>
+    <w:bookmarkStart w:id="42" w:name="references"/>
     <w:p>
       <w:pPr>
         <w:pStyle w:val="Heading2"/>
@@ -1588,8 +1818,8 @@
         <w:t xml:space="preserve">References</w:t>
       </w:r>
     </w:p>
-    <w:bookmarkStart w:id="37" w:name="refs"/>
-    <w:bookmarkStart w:id="36" w:name="ref-cheng2025math"/>
+    <w:bookmarkStart w:id="41" w:name="refs"/>
+    <w:bookmarkStart w:id="40" w:name="ref-cheng2025math"/>
     <w:p>
       <w:pPr>
         <w:pStyle w:val="Bibliography"/>
@@ -1631,7 +1861,7 @@
       <w:r>
         <w:t xml:space="preserve"> </w:t>
       </w:r>
-      <w:hyperlink r:id="rId35">
+      <w:hyperlink r:id="rId39">
         <w:r>
           <w:rPr>
             <w:rStyle w:val="Hyperlink"/>
@@ -1643,9 +1873,9 @@
         <w:t xml:space="preserve">.</w:t>
       </w:r>
     </w:p>
-    <w:bookmarkEnd w:id="36"/>
-    <w:bookmarkEnd w:id="37"/>
-    <w:bookmarkEnd w:id="38"/>
+    <w:bookmarkEnd w:id="40"/>
+    <w:bookmarkEnd w:id="41"/>
+    <w:bookmarkEnd w:id="42"/>
     <w:sectPr>
       <w:footnotePr>
         <w:numRestart w:val="eachSect"/>
@@ -1869,6 +2099,9 @@
     <w:abstractNumId w:val="991"/>
   </w:num>
   <w:num w:numId="1003">
+    <w:abstractNumId w:val="991"/>
+  </w:num>
+  <w:num w:numId="1004">
     <w:abstractNumId w:val="991"/>
   </w:num>
 </w:numbering>
